--- a/demo-kit/ValueLifecycle-User-Guide.docx
+++ b/demo-kit/ValueLifecycle-User-Guide.docx
@@ -206,7 +206,7 @@
         <w:spacing w:after="120" w:line="264"/>
       </w:pPr>
       <w:r>
-        <w:t xml:space="preserve">It maps to two complementary roles and two structured methods. The link between them is the point of the tool: every realization effort traces straight back to the study, business case and success criteria it came from — nothing gets lost in the handover.</w:t>
+        <w:t xml:space="preserve">It maps to three complementary roles and their structured methods. The links are the point of the tool: every realization effort traces straight back to the study it came from, and every customer relationship references the studies and tracks beneath it — nothing gets lost between the hand-offs.</w:t>
       </w:r>
     </w:p>
     <w:tbl>
@@ -356,6 +356,47 @@
           </w:p>
         </w:tc>
       </w:tr>
+      <w:tr>
+        <w:tc>
+          <w:tcPr>
+            <w:tcW w:type="dxa" w:w="4680"/>
+            <w:tcMar>
+              <w:top w:type="dxa" w:w="60"/>
+              <w:left w:type="dxa" w:w="110"/>
+              <w:bottom w:type="dxa" w:w="60"/>
+              <w:right w:type="dxa" w:w="110"/>
+            </w:tcMar>
+          </w:tcPr>
+          <w:p>
+            <w:r>
+              <w:t xml:space="preserve">🔷 </w:t>
+            </w:r>
+            <w:r>
+              <w:rPr>
+                <w:b/>
+                <w:bCs/>
+              </w:rPr>
+              <w:t xml:space="preserve">Customer Success Manager</w:t>
+            </w:r>
+          </w:p>
+        </w:tc>
+        <w:tc>
+          <w:tcPr>
+            <w:tcW w:type="dxa" w:w="4680"/>
+            <w:tcMar>
+              <w:top w:type="dxa" w:w="60"/>
+              <w:left w:type="dxa" w:w="110"/>
+              <w:bottom w:type="dxa" w:w="60"/>
+              <w:right w:type="dxa" w:w="110"/>
+            </w:tcMar>
+          </w:tcPr>
+          <w:p>
+            <w:r>
+              <w:t xml:space="preserve">Runs the continuous 8-stage engagement per account: onboarding, adoption, health, governance, renewal and expansion — referencing (not duplicating) the account's studies and tracks.</w:t>
+            </w:r>
+          </w:p>
+        </w:tc>
+      </w:tr>
     </w:tbl>
     <w:p>
       <w:pPr>
@@ -557,6 +598,23 @@
           <w:color w:val="64748B"/>
         </w:rPr>
         <w:t xml:space="preserve"> (Realization Manager), </w:t>
+      </w:r>
+      <w:r>
+        <w:rPr>
+          <w:rFonts w:ascii="Consolas" w:cs="Consolas" w:eastAsia="Consolas" w:hAnsi="Consolas"/>
+          <w:i/>
+          <w:iCs/>
+          <w:color w:val="64748B"/>
+        </w:rPr>
+        <w:t xml:space="preserve">cs@demo.app</w:t>
+      </w:r>
+      <w:r>
+        <w:rPr>
+          <w:i/>
+          <w:iCs/>
+          <w:color w:val="64748B"/>
+        </w:rPr>
+        <w:t xml:space="preserve"> (Customer Success Manager), </w:t>
       </w:r>
       <w:r>
         <w:rPr>
@@ -2484,27 +2542,105 @@
           <w:iCs/>
           <w:color w:val="64748B"/>
         </w:rPr>
-        <w:t xml:space="preserve"> dashboard to see planned value (from VE studies) against realized value (from VR tracks), broken down by industry and health — the whole book of work in one view.</w:t>
-      </w:r>
-    </w:p>
-    <w:p>
-      <w:pPr>
-        <w:pBdr>
-          <w:bottom w:val="single" w:color="DBE3F0" w:sz="6" w:space="1"/>
-        </w:pBdr>
-        <w:spacing w:after="160" w:before="40"/>
-      </w:pPr>
-    </w:p>
-    <w:p>
-      <w:pPr>
-        <w:pStyle w:val="Heading1"/>
-        <w:spacing w:after="100" w:before="260"/>
-      </w:pPr>
-      <w:r>
-        <w:rPr>
-          <w:color w:val="2563EB"/>
-        </w:rPr>
-        <w:t xml:space="preserve">4 · Everyday features</w:t>
+        <w:t xml:space="preserve"> dashboard to see planned value (from VE studies) against realized value (from VR tracks), broken down by industry and health, plus a </w:t>
+      </w:r>
+      <w:r>
+        <w:rPr>
+          <w:b/>
+          <w:bCs/>
+          <w:i/>
+          <w:iCs/>
+          <w:color w:val="64748B"/>
+        </w:rPr>
+        <w:t xml:space="preserve">Customer Success lens</w:t>
+      </w:r>
+      <w:r>
+        <w:rPr>
+          <w:i/>
+          <w:iCs/>
+          <w:color w:val="64748B"/>
+        </w:rPr>
+        <w:t xml:space="preserve"> (engagement health, upcoming renewals, accounts needing attention) — the whole book of work in one view.</w:t>
+      </w:r>
+    </w:p>
+    <w:p>
+      <w:pPr>
+        <w:pStyle w:val="Heading2"/>
+        <w:spacing w:after="100" w:before="180"/>
+      </w:pPr>
+      <w:r>
+        <w:rPr>
+          <w:color w:val="0F172A"/>
+        </w:rPr>
+        <w:t xml:space="preserve">🔷 Customer Success — retaining &amp; growing the relationship</w:t>
+      </w:r>
+    </w:p>
+    <w:p>
+      <w:pPr>
+        <w:spacing w:after="120" w:line="264"/>
+      </w:pPr>
+      <w:r>
+        <w:t xml:space="preserve">Value Realization proves </w:t>
+      </w:r>
+      <w:r>
+        <w:rPr>
+          <w:i/>
+          <w:iCs/>
+        </w:rPr>
+        <w:t xml:space="preserve">one</w:t>
+      </w:r>
+      <w:r>
+        <w:t xml:space="preserve"> initiative and then ends; </w:t>
+      </w:r>
+      <w:r>
+        <w:rPr>
+          <w:b/>
+          <w:bCs/>
+        </w:rPr>
+        <w:t xml:space="preserve">Customer Success</w:t>
+      </w:r>
+      <w:r>
+        <w:t xml:space="preserve"> is the </w:t>
+      </w:r>
+      <w:r>
+        <w:rPr>
+          <w:i/>
+          <w:iCs/>
+        </w:rPr>
+        <w:t xml:space="preserve">continuous</w:t>
+      </w:r>
+      <w:r>
+        <w:t xml:space="preserve"> relationship layer for the whole account. The </w:t>
+      </w:r>
+      <w:r>
+        <w:rPr>
+          <w:b/>
+          <w:bCs/>
+        </w:rPr>
+        <w:t xml:space="preserve">Customer Success Manager</w:t>
+      </w:r>
+      <w:r>
+        <w:t xml:space="preserve"> opens </w:t>
+      </w:r>
+      <w:r>
+        <w:rPr>
+          <w:b/>
+          <w:bCs/>
+        </w:rPr>
+        <w:t xml:space="preserve">Customer Success</w:t>
+      </w:r>
+      <w:r>
+        <w:t xml:space="preserve">, starts (or imports) an engagement, and works the </w:t>
+      </w:r>
+      <w:r>
+        <w:rPr>
+          <w:b/>
+          <w:bCs/>
+        </w:rPr>
+        <w:t xml:space="preserve">8-stage lifecycle</w:t>
+      </w:r>
+      <w:r>
+        <w:t xml:space="preserve">: Handover → Onboarding → Adoption → Value Realisation → Health Management → Governance Rhythm → Renewal → Expansion.</w:t>
       </w:r>
     </w:p>
     <w:p>
@@ -2521,10 +2657,160 @@
           <w:b/>
           <w:bCs/>
         </w:rPr>
+        <w:t xml:space="preserve">It links, it doesn't duplicate.</w:t>
+      </w:r>
+      <w:r>
+        <w:t xml:space="preserve"> Attach the account's VE studies and VR tracks — the engagement </w:t>
+      </w:r>
+      <w:r>
+        <w:rPr>
+          <w:i/>
+          <w:iCs/>
+        </w:rPr>
+        <w:t xml:space="preserve">surfaces</w:t>
+      </w:r>
+      <w:r>
+        <w:t xml:space="preserve"> their planned/realized value; the numbers still live on the tracks (single source of truth).</w:t>
+      </w:r>
+    </w:p>
+    <w:p>
+      <w:pPr>
+        <w:pStyle w:val="ListParagraph"/>
+        <w:numPr>
+          <w:ilvl w:val="0"/>
+          <w:numId w:val="1"/>
+        </w:numPr>
+        <w:spacing w:after="60"/>
+      </w:pPr>
+      <w:r>
+        <w:rPr>
+          <w:b/>
+          <w:bCs/>
+        </w:rPr>
+        <w:t xml:space="preserve">Health Scorecard</w:t>
+      </w:r>
+      <w:r>
+        <w:t xml:space="preserve"> — score five weighted factors (adoption, value, sentiment, support, engagement); the overall rolls up to a green/amber/red band shown across the workspace and portfolio.</w:t>
+      </w:r>
+    </w:p>
+    <w:p>
+      <w:pPr>
+        <w:pStyle w:val="ListParagraph"/>
+        <w:numPr>
+          <w:ilvl w:val="0"/>
+          <w:numId w:val="1"/>
+        </w:numPr>
+        <w:spacing w:after="60"/>
+      </w:pPr>
+      <w:r>
+        <w:rPr>
+          <w:b/>
+          <w:bCs/>
+        </w:rPr>
+        <w:t xml:space="preserve">Attention signals</w:t>
+      </w:r>
+      <w:r>
+        <w:t xml:space="preserve"> — the engagement and the portfolio flag renewals coming due, red/amber health, overdue actions, detractor stakeholders, and value below plan.</w:t>
+      </w:r>
+    </w:p>
+    <w:p>
+      <w:pPr>
+        <w:pStyle w:val="ListParagraph"/>
+        <w:numPr>
+          <w:ilvl w:val="0"/>
+          <w:numId w:val="1"/>
+        </w:numPr>
+        <w:spacing w:after="60"/>
+      </w:pPr>
+      <w:r>
+        <w:rPr>
+          <w:b/>
+          <w:bCs/>
+        </w:rPr>
+        <w:t xml:space="preserve">Governance artefacts</w:t>
+      </w:r>
+      <w:r>
+        <w:t xml:space="preserve"> — a stakeholder map, an action log, and renewal &amp; growth plans. </w:t>
+      </w:r>
+      <w:r>
+        <w:rPr>
+          <w:b/>
+          <w:bCs/>
+        </w:rPr>
+        <w:t xml:space="preserve">Generate an EBR narrative</w:t>
+      </w:r>
+      <w:r>
+        <w:t xml:space="preserve"> (with Claude, or a template fallback) that also seeds its next-best-actions into the action log; </w:t>
+      </w:r>
+      <w:r>
+        <w:rPr>
+          <w:b/>
+          <w:bCs/>
+        </w:rPr>
+        <w:t xml:space="preserve">export an Account Success Review</w:t>
+      </w:r>
+      <w:r>
+        <w:t xml:space="preserve"> to Word.</w:t>
+      </w:r>
+    </w:p>
+    <w:p>
+      <w:pPr>
+        <w:pBdr>
+          <w:bottom w:val="single" w:color="DBE3F0" w:sz="6" w:space="1"/>
+        </w:pBdr>
+        <w:spacing w:after="160" w:before="40"/>
+      </w:pPr>
+    </w:p>
+    <w:p>
+      <w:pPr>
+        <w:pStyle w:val="Heading1"/>
+        <w:spacing w:after="100" w:before="260"/>
+      </w:pPr>
+      <w:r>
+        <w:rPr>
+          <w:color w:val="2563EB"/>
+        </w:rPr>
+        <w:t xml:space="preserve">4 · Everyday features</w:t>
+      </w:r>
+    </w:p>
+    <w:p>
+      <w:pPr>
+        <w:pStyle w:val="ListParagraph"/>
+        <w:numPr>
+          <w:ilvl w:val="0"/>
+          <w:numId w:val="1"/>
+        </w:numPr>
+        <w:spacing w:after="60"/>
+      </w:pPr>
+      <w:r>
+        <w:rPr>
+          <w:b/>
+          <w:bCs/>
+        </w:rPr>
         <w:t xml:space="preserve">Portfolio dashboard</w:t>
       </w:r>
       <w:r>
-        <w:t xml:space="preserve"> — leaders' view: active studies &amp; tracks, planned vs realized value, and a by-industry rollup.</w:t>
+        <w:t xml:space="preserve"> — leaders' view: active studies &amp; tracks, planned vs realized value, a by-industry rollup, and a Customer Success lens (health + renewals + needs-attention).</w:t>
+      </w:r>
+    </w:p>
+    <w:p>
+      <w:pPr>
+        <w:pStyle w:val="ListParagraph"/>
+        <w:numPr>
+          <w:ilvl w:val="0"/>
+          <w:numId w:val="1"/>
+        </w:numPr>
+        <w:spacing w:after="60"/>
+      </w:pPr>
+      <w:r>
+        <w:rPr>
+          <w:b/>
+          <w:bCs/>
+        </w:rPr>
+        <w:t xml:space="preserve">Customer Success</w:t>
+      </w:r>
+      <w:r>
+        <w:t xml:space="preserve"> — per-account engagements: the 8-stage lifecycle, health scorecard, stakeholder map, action log, renewal/growth plans, AI-assisted EBRs, and Account Success Review export.</w:t>
       </w:r>
     </w:p>
     <w:p>

--- a/demo-kit/ValueLifecycle-User-Guide.docx
+++ b/demo-kit/ValueLifecycle-User-Guide.docx
@@ -546,7 +546,7 @@
           <w:iCs/>
           <w:color w:val="64748B"/>
         </w:rPr>
-        <w:t xml:space="preserve"> Password for every demo account is </w:t>
+        <w:t xml:space="preserve"> Demo accounts are seeded with a shared password (set in </w:t>
       </w:r>
       <w:r>
         <w:rPr>
@@ -555,7 +555,7 @@
           <w:iCs/>
           <w:color w:val="64748B"/>
         </w:rPr>
-        <w:t xml:space="preserve">demo1234</w:t>
+        <w:t xml:space="preserve">prisma/seed.ts</w:t>
       </w:r>
       <w:r>
         <w:rPr>
@@ -563,7 +563,7 @@
           <w:iCs/>
           <w:color w:val="64748B"/>
         </w:rPr>
-        <w:t xml:space="preserve">. Try </w:t>
+        <w:t xml:space="preserve">); rotate it in production. Try </w:t>
       </w:r>
       <w:r>
         <w:rPr>
@@ -3256,14 +3256,7 @@
               <w:t xml:space="preserve">/login</w:t>
             </w:r>
             <w:r>
-              <w:t xml:space="preserve"> — demo password </w:t>
-            </w:r>
-            <w:r>
-              <w:rPr>
-                <w:rFonts w:ascii="Consolas" w:cs="Consolas" w:eastAsia="Consolas" w:hAnsi="Consolas"/>
-                <w:color w:val="B91C1C"/>
-              </w:rPr>
-              <w:t xml:space="preserve">demo1234</w:t>
+              <w:t xml:space="preserve"> — set a demo password when you seed</w:t>
             </w:r>
           </w:p>
         </w:tc>

--- a/demo-kit/ValueLifecycle-User-Guide.docx
+++ b/demo-kit/ValueLifecycle-User-Guide.docx
@@ -546,7 +546,7 @@
           <w:iCs/>
           <w:color w:val="64748B"/>
         </w:rPr>
-        <w:t xml:space="preserve"> Demo accounts are seeded with a shared password (set in </w:t>
+        <w:t xml:space="preserve"> Demo accounts share a password from the </w:t>
       </w:r>
       <w:r>
         <w:rPr>
@@ -555,15 +555,32 @@
           <w:iCs/>
           <w:color w:val="64748B"/>
         </w:rPr>
-        <w:t xml:space="preserve">prisma/seed.ts</w:t>
-      </w:r>
-      <w:r>
-        <w:rPr>
-          <w:i/>
-          <w:iCs/>
-          <w:color w:val="64748B"/>
-        </w:rPr>
-        <w:t xml:space="preserve">); rotate it in production. Try </w:t>
+        <w:t xml:space="preserve">DEMO_PASSWORD</w:t>
+      </w:r>
+      <w:r>
+        <w:rPr>
+          <w:i/>
+          <w:iCs/>
+          <w:color w:val="64748B"/>
+        </w:rPr>
+        <w:t xml:space="preserve"> env var — set it in </w:t>
+      </w:r>
+      <w:r>
+        <w:rPr>
+          <w:rFonts w:ascii="Consolas" w:cs="Consolas" w:eastAsia="Consolas" w:hAnsi="Consolas"/>
+          <w:i/>
+          <w:iCs/>
+          <w:color w:val="64748B"/>
+        </w:rPr>
+        <w:t xml:space="preserve">.env</w:t>
+      </w:r>
+      <w:r>
+        <w:rPr>
+          <w:i/>
+          <w:iCs/>
+          <w:color w:val="64748B"/>
+        </w:rPr>
+        <w:t xml:space="preserve"> before you seed (a random one is generated and printed if it's unset), and rotate it in production. Try </w:t>
       </w:r>
       <w:r>
         <w:rPr>

--- a/demo-kit/ValueLifecycle-User-Guide.docx
+++ b/demo-kit/ValueLifecycle-User-Guide.docx
@@ -509,17 +509,27 @@
         <w:spacing w:after="120" w:line="264"/>
       </w:pPr>
       <w:r>
-        <w:t xml:space="preserve">Open the app and you land on the sign-in page. Enter your email and password, or use a </w:t>
-      </w:r>
-      <w:r>
-        <w:rPr>
-          <w:b/>
-          <w:bCs/>
-        </w:rPr>
-        <w:t xml:space="preserve">demo quick-login</w:t>
-      </w:r>
-      <w:r>
-        <w:t xml:space="preserve"> button to jump in as a specific role. To experience the separation of duties, sign out and sign back in as a different person — the navigation and the buttons you see change with your role.</w:t>
+        <w:t xml:space="preserve">Open the app and you land on the sign-in page. Enter your email and password. In a local demo the sign-in screen also lists the demo workspace's members, so you can jump straight in as a specific role — </w:t>
+      </w:r>
+      <w:r>
+        <w:rPr>
+          <w:b/>
+          <w:bCs/>
+        </w:rPr>
+        <w:t xml:space="preserve">one-click when `DEMO_PASSWORD` is set</w:t>
+      </w:r>
+      <w:r>
+        <w:t xml:space="preserve">, otherwise pick a member to prefill their email and type the password. (This member list is </w:t>
+      </w:r>
+      <w:r>
+        <w:rPr>
+          <w:b/>
+          <w:bCs/>
+        </w:rPr>
+        <w:t xml:space="preserve">off in production</w:t>
+      </w:r>
+      <w:r>
+        <w:t xml:space="preserve"> by default.) To experience the separation of duties, sign out and sign back in as a different person — the navigation and the buttons you see change with your role.</w:t>
       </w:r>
     </w:p>
     <w:p>

--- a/demo-kit/ValueLifecycle-User-Guide.docx
+++ b/demo-kit/ValueLifecycle-User-Guide.docx
@@ -1704,10 +1704,10 @@
           <w:b/>
           <w:bCs/>
         </w:rPr>
-        <w:t xml:space="preserve">industry profile</w:t>
-      </w:r>
-      <w:r>
-        <w:t xml:space="preserve"> (Construction, Manufacturing or SaaS — this tailors the study types, cost drivers, value levers and default KPIs), choose the </w:t>
+        <w:t xml:space="preserve">solution profile</w:t>
+      </w:r>
+      <w:r>
+        <w:t xml:space="preserve"> (Workload Automation, Mainframe Optimization, Service &amp; Operations or Software Reseller — this tailors the study types, cost drivers, value levers and default KPIs), choose the </w:t>
       </w:r>
       <w:r>
         <w:rPr>
@@ -1727,7 +1727,7 @@
         <w:t xml:space="preserve">currency</w:t>
       </w:r>
       <w:r>
-        <w:t xml:space="preserve"> (defaults to ZAR), and write a one-line </w:t>
+        <w:t xml:space="preserve"> (defaults to USD), and write a one-line </w:t>
       </w:r>
       <w:r>
         <w:rPr>
